--- a/templates/common-paper-cc-by-4.0/common-paper-statement-of-work/template.docx
+++ b/templates/common-paper-cc-by-4.0/common-paper-statement-of-work/template.docx
@@ -3611,6 +3611,11 @@
               </w:rPr>
             </w:pPr>
             <w:r>
+              <w:rPr>
+                <w:rFonts w:ascii="Arial" w:eastAsia="Arial" w:hAnsi="Arial" w:cs="Arial"/>
+                <w:sz w:val="18"/>
+                <w:szCs w:val="18"/>
+              </w:rPr>
               <w:t>{provider_signatory_name}</w:t>
             </w:r>
           </w:p>
@@ -3664,6 +3669,11 @@
               </w:rPr>
             </w:pPr>
             <w:r>
+              <w:rPr>
+                <w:rFonts w:ascii="Arial" w:eastAsia="Arial" w:hAnsi="Arial" w:cs="Arial"/>
+                <w:sz w:val="18"/>
+                <w:szCs w:val="18"/>
+              </w:rPr>
               <w:t>{customer_signatory_name}</w:t>
             </w:r>
           </w:p>
@@ -3729,6 +3739,11 @@
               </w:rPr>
             </w:pPr>
             <w:r>
+              <w:rPr>
+                <w:rFonts w:ascii="Arial" w:eastAsia="Arial" w:hAnsi="Arial" w:cs="Arial"/>
+                <w:sz w:val="18"/>
+                <w:szCs w:val="18"/>
+              </w:rPr>
               <w:t>{provider_signatory_title_display}</w:t>
             </w:r>
           </w:p>
@@ -3782,6 +3797,11 @@
               </w:rPr>
             </w:pPr>
             <w:r>
+              <w:rPr>
+                <w:rFonts w:ascii="Arial" w:eastAsia="Arial" w:hAnsi="Arial" w:cs="Arial"/>
+                <w:sz w:val="18"/>
+                <w:szCs w:val="18"/>
+              </w:rPr>
               <w:t>{customer_signatory_title_display}</w:t>
             </w:r>
           </w:p>
@@ -3869,6 +3889,11 @@
               </w:rPr>
             </w:pPr>
             <w:r>
+              <w:rPr>
+                <w:rFonts w:ascii="Arial" w:eastAsia="Arial" w:hAnsi="Arial" w:cs="Arial"/>
+                <w:sz w:val="18"/>
+                <w:szCs w:val="18"/>
+              </w:rPr>
               <w:t>{provider_signatory_email}</w:t>
             </w:r>
           </w:p>
@@ -3922,6 +3947,11 @@
               </w:rPr>
             </w:pPr>
             <w:r>
+              <w:rPr>
+                <w:rFonts w:ascii="Arial" w:eastAsia="Arial" w:hAnsi="Arial" w:cs="Arial"/>
+                <w:sz w:val="18"/>
+                <w:szCs w:val="18"/>
+              </w:rPr>
               <w:t>{customer_signatory_email}</w:t>
             </w:r>
           </w:p>
